--- a/_内部文档/绩效新政解读-文言版.docx
+++ b/_内部文档/绩效新政解读-文言版.docx
@@ -5278,7 +5278,7 @@
           <w:rFonts w:ascii="SimSun" w:hAnsi="SimSun" w:eastAsia="SimSun"/>
           <w:sz w:val="21"/>
         </w:rPr>
-        <w:t>全校域内，兼原创教学内容（小说著作权）、原创教学方法论（NFSC）、原创教学数据（三年实录）、原创教学平台（浏览页）、原创AI辅助系统（9-Agent）五要素于一身者，唯黄正文一人。</w:t>
+        <w:t>全校域内，兼原创教学内容（小说著作权）、原创教学方法论（NFSC）、原创教学数据（三年实录）、原创教学平台（浏览页）、原创AI辅助系统（9-Agent）五要素于一身者，或属少数。</w:t>
       </w:r>
     </w:p>
     <w:p>

--- a/_内部文档/绩效新政解读-文言版.docx
+++ b/_内部文档/绩效新政解读-文言版.docx
@@ -6564,7 +6564,7 @@
           <w:rFonts w:ascii="SimSun" w:hAnsi="SimSun" w:eastAsia="SimSun"/>
           <w:sz w:val="21"/>
         </w:rPr>
-        <w:t>黄正文教授三载布局——学术专著、数字浏览页、10篇论文（含多篇教学研究）、课程思政精品示范、校级教学资源建设、普惠教育纪实小说故事云素材教改探索——呈与新政高度吻合之“预适应”特征。此非偶合，乃对工科研究生教改方向之持续预判与践累。</w:t>
+        <w:t>黄正文教授三载布局——学术专著、数字浏览页、10篇论文（含多篇教学研究）、课程思政精品示范、校级教学资源建设、普惠教育纪实小说故事云素材教改探索——呈与新政高度吻合之“预适应”特征。此非偶合，亦非筹谋。有心无心之间，适与新政方向同频共振。</w:t>
       </w:r>
     </w:p>
     <w:p>
